--- a/Fase 3/Evidencias del Proyecto/DAS_Final_Inclushop (1).docx
+++ b/Fase 3/Evidencias del Proyecto/DAS_Final_Inclushop (1).docx
@@ -1,6 +1,6 @@
 
 <file path=word/document.xml><?xml version="1.0" encoding="utf-8"?>
-<w:document xmlns:wpc="http://schemas.microsoft.com/office/word/2010/wordprocessingCanvas" xmlns:cx="http://schemas.microsoft.com/office/drawing/2014/chartex" xmlns:cx1="http://schemas.microsoft.com/office/drawing/2015/9/8/chartex" xmlns:cx2="http://schemas.microsoft.com/office/drawing/2015/10/21/chartex" xmlns:cx3="http://schemas.microsoft.com/office/drawing/2016/5/9/chartex" xmlns:cx4="http://schemas.microsoft.com/office/drawing/2016/5/10/chartex" xmlns:cx5="http://schemas.microsoft.com/office/drawing/2016/5/11/chartex" xmlns:cx6="http://schemas.microsoft.com/office/drawing/2016/5/12/chartex" xmlns:cx7="http://schemas.microsoft.com/office/drawing/2016/5/13/chartex" xmlns:cx8="http://schemas.microsoft.com/office/drawing/2016/5/14/chartex" xmlns:mc="http://schemas.openxmlformats.org/markup-compatibility/2006" xmlns:aink="http://schemas.microsoft.com/office/drawing/2016/ink" xmlns:am3d="http://schemas.microsoft.com/office/drawing/2017/model3d" xmlns:o="urn:schemas-microsoft-com:office:office" xmlns:oel="http://schemas.microsoft.com/office/2019/extlst" xmlns:r="http://schemas.openxmlformats.org/officeDocument/2006/relationships" xmlns:m="http://schemas.openxmlformats.org/officeDocument/2006/math" xmlns:v="urn:schemas-microsoft-com:vml" xmlns:wp14="http://schemas.microsoft.com/office/word/2010/wordprocessingDrawing" xmlns:wp="http://schemas.openxmlformats.org/drawingml/2006/wordprocessingDrawing" xmlns:w10="urn:schemas-microsoft-com:office:word" xmlns:w="http://schemas.openxmlformats.org/wordprocessingml/2006/main" xmlns:w14="http://schemas.microsoft.com/office/word/2010/wordml" xmlns:w15="http://schemas.microsoft.com/office/word/2012/wordml" xmlns:w16cex="http://schemas.microsoft.com/office/word/2018/wordml/cex" xmlns:w16cid="http://schemas.microsoft.com/office/word/2016/wordml/cid" xmlns:w16="http://schemas.microsoft.com/office/word/2018/wordml" xmlns:w16sdtdh="http://schemas.microsoft.com/office/word/2020/wordml/sdtdatahash" xmlns:w16se="http://schemas.microsoft.com/office/word/2015/wordml/symex" xmlns:wpg="http://schemas.microsoft.com/office/word/2010/wordprocessingGroup" xmlns:wpi="http://schemas.microsoft.com/office/word/2010/wordprocessingInk" xmlns:wne="http://schemas.microsoft.com/office/word/2006/wordml" xmlns:wps="http://schemas.microsoft.com/office/word/2010/wordprocessingShape" mc:Ignorable="w14 w15 w16se w16cid w16 w16cex w16sdtdh wp14">
+<w:document xmlns:wpc="http://schemas.microsoft.com/office/word/2010/wordprocessingCanvas" xmlns:cx="http://schemas.microsoft.com/office/drawing/2014/chartex" xmlns:cx1="http://schemas.microsoft.com/office/drawing/2015/9/8/chartex" xmlns:cx2="http://schemas.microsoft.com/office/drawing/2015/10/21/chartex" xmlns:cx3="http://schemas.microsoft.com/office/drawing/2016/5/9/chartex" xmlns:cx4="http://schemas.microsoft.com/office/drawing/2016/5/10/chartex" xmlns:cx5="http://schemas.microsoft.com/office/drawing/2016/5/11/chartex" xmlns:cx6="http://schemas.microsoft.com/office/drawing/2016/5/12/chartex" xmlns:cx7="http://schemas.microsoft.com/office/drawing/2016/5/13/chartex" xmlns:cx8="http://schemas.microsoft.com/office/drawing/2016/5/14/chartex" xmlns:mc="http://schemas.openxmlformats.org/markup-compatibility/2006" xmlns:aink="http://schemas.microsoft.com/office/drawing/2016/ink" xmlns:am3d="http://schemas.microsoft.com/office/drawing/2017/model3d" xmlns:o="urn:schemas-microsoft-com:office:office" xmlns:r="http://schemas.openxmlformats.org/officeDocument/2006/relationships" xmlns:m="http://schemas.openxmlformats.org/officeDocument/2006/math" xmlns:v="urn:schemas-microsoft-com:vml" xmlns:wp14="http://schemas.microsoft.com/office/word/2010/wordprocessingDrawing" xmlns:wp="http://schemas.openxmlformats.org/drawingml/2006/wordprocessingDrawing" xmlns:w10="urn:schemas-microsoft-com:office:word" xmlns:w="http://schemas.openxmlformats.org/wordprocessingml/2006/main" xmlns:w14="http://schemas.microsoft.com/office/word/2010/wordml" xmlns:w15="http://schemas.microsoft.com/office/word/2012/wordml" xmlns:w16cex="http://schemas.microsoft.com/office/word/2018/wordml/cex" xmlns:w16cid="http://schemas.microsoft.com/office/word/2016/wordml/cid" xmlns:w16="http://schemas.microsoft.com/office/word/2018/wordml" xmlns:w16sdtdh="http://schemas.microsoft.com/office/word/2020/wordml/sdtdatahash" xmlns:w16se="http://schemas.microsoft.com/office/word/2015/wordml/symex" xmlns:wpg="http://schemas.microsoft.com/office/word/2010/wordprocessingGroup" xmlns:wpi="http://schemas.microsoft.com/office/word/2010/wordprocessingInk" xmlns:wne="http://schemas.microsoft.com/office/word/2006/wordml" xmlns:wps="http://schemas.microsoft.com/office/word/2010/wordprocessingShape" mc:Ignorable="w14 w15 w16se w16cid w16 w16cex w16sdtdh wp14">
   <w:body>
     <w:p>
       <w:pPr>
@@ -8,24 +8,13 @@
       </w:pPr>
       <w:r>
         <w:rPr>
-          <w:rFonts w:asciiTheme="majorHAnsi" w:hAnsiTheme="majorHAnsi" w:cstheme="majorHAnsi"/>
           <w:noProof/>
-          <w:sz w:val="32"/>
-          <w:szCs w:val="32"/>
         </w:rPr>
         <w:drawing>
-          <wp:anchor distT="0" distB="0" distL="114300" distR="114300" simplePos="0" relativeHeight="251658240" behindDoc="0" locked="0" layoutInCell="1" allowOverlap="1" wp14:anchorId="13232280" wp14:editId="65A2FC44">
-            <wp:simplePos x="0" y="0"/>
-            <wp:positionH relativeFrom="column">
-              <wp:posOffset>824576</wp:posOffset>
-            </wp:positionH>
-            <wp:positionV relativeFrom="paragraph">
-              <wp:posOffset>658495</wp:posOffset>
-            </wp:positionV>
-            <wp:extent cx="3850887" cy="3408218"/>
-            <wp:effectExtent l="0" t="0" r="0" b="1905"/>
-            <wp:wrapNone/>
-            <wp:docPr id="3" name="Imagen 3" descr="Logotipo&#10;&#10;Descripción generada automáticamente"/>
+          <wp:inline distT="0" distB="0" distL="0" distR="0" wp14:anchorId="0BC78752" wp14:editId="0A6823AB">
+            <wp:extent cx="5612130" cy="3063240"/>
+            <wp:effectExtent l="0" t="0" r="7620" b="3810"/>
+            <wp:docPr id="16" name="Imagen 16"/>
             <wp:cNvGraphicFramePr>
               <a:graphicFrameLocks xmlns:a="http://schemas.openxmlformats.org/drawingml/2006/main" noChangeAspect="1"/>
             </wp:cNvGraphicFramePr>
@@ -33,47 +22,41 @@
               <a:graphicData uri="http://schemas.openxmlformats.org/drawingml/2006/picture">
                 <pic:pic xmlns:pic="http://schemas.openxmlformats.org/drawingml/2006/picture">
                   <pic:nvPicPr>
-                    <pic:cNvPr id="3" name="Imagen 3" descr="Logotipo&#10;&#10;Descripción generada automáticamente"/>
-                    <pic:cNvPicPr/>
+                    <pic:cNvPr id="0" name="Picture 1"/>
+                    <pic:cNvPicPr>
+                      <a:picLocks noChangeAspect="1" noChangeArrowheads="1"/>
+                    </pic:cNvPicPr>
                   </pic:nvPicPr>
-                  <pic:blipFill rotWithShape="1">
-                    <a:blip r:embed="rId7" cstate="print">
+                  <pic:blipFill>
+                    <a:blip r:embed="rId7">
                       <a:extLst>
                         <a:ext uri="{28A0092B-C50C-407E-A947-70E740481C1C}">
                           <a14:useLocalDpi xmlns:a14="http://schemas.microsoft.com/office/drawing/2010/main" val="0"/>
                         </a:ext>
                       </a:extLst>
                     </a:blip>
-                    <a:srcRect l="18135" t="4911" r="22566" b="19569"/>
-                    <a:stretch/>
+                    <a:srcRect/>
+                    <a:stretch>
+                      <a:fillRect/>
+                    </a:stretch>
                   </pic:blipFill>
                   <pic:spPr bwMode="auto">
                     <a:xfrm>
                       <a:off x="0" y="0"/>
-                      <a:ext cx="3850887" cy="3408218"/>
+                      <a:ext cx="5612130" cy="3063240"/>
                     </a:xfrm>
                     <a:prstGeom prst="rect">
                       <a:avLst/>
                     </a:prstGeom>
+                    <a:noFill/>
                     <a:ln>
                       <a:noFill/>
                     </a:ln>
-                    <a:extLst>
-                      <a:ext uri="{53640926-AAD7-44D8-BBD7-CCE9431645EC}">
-                        <a14:shadowObscured xmlns:a14="http://schemas.microsoft.com/office/drawing/2010/main"/>
-                      </a:ext>
-                    </a:extLst>
                   </pic:spPr>
                 </pic:pic>
               </a:graphicData>
             </a:graphic>
-            <wp14:sizeRelH relativeFrom="margin">
-              <wp14:pctWidth>0</wp14:pctWidth>
-            </wp14:sizeRelH>
-            <wp14:sizeRelV relativeFrom="margin">
-              <wp14:pctHeight>0</wp14:pctHeight>
-            </wp14:sizeRelV>
-          </wp:anchor>
+          </wp:inline>
         </w:drawing>
       </w:r>
       <w:r>
@@ -101,63 +84,10 @@
         <w:br/>
       </w:r>
       <w:r>
-        <w:br/>
-      </w:r>
-      <w:r>
-        <w:br/>
-      </w:r>
-      <w:r>
-        <w:br/>
-      </w:r>
-      <w:r>
-        <w:br/>
-      </w:r>
-      <w:r>
-        <w:br/>
-      </w:r>
-      <w:r>
-        <w:br/>
-      </w:r>
-      <w:r>
-        <w:br/>
-      </w:r>
-      <w:r>
-        <w:br/>
-      </w:r>
-      <w:r>
-        <w:br/>
-      </w:r>
-      <w:r>
-        <w:br/>
-      </w:r>
-      <w:r>
-        <w:br/>
-      </w:r>
-      <w:r>
-        <w:br/>
-      </w:r>
-    </w:p>
-    <w:p>
-      <w:pPr>
-        <w:jc w:val="center"/>
         <w:rPr>
           <w:sz w:val="40"/>
           <w:szCs w:val="40"/>
         </w:rPr>
-      </w:pPr>
-      <w:r>
-        <w:rPr>
-          <w:sz w:val="40"/>
-          <w:szCs w:val="40"/>
-        </w:rPr>
-        <w:br/>
-      </w:r>
-      <w:r>
-        <w:rPr>
-          <w:sz w:val="40"/>
-          <w:szCs w:val="40"/>
-        </w:rPr>
-        <w:br/>
         <w:t xml:space="preserve">Documento de </w:t>
       </w:r>
       <w:r>
@@ -192,7 +122,7 @@
           <w:sz w:val="32"/>
           <w:szCs w:val="32"/>
         </w:rPr>
-        <w:t>Restaurant Siglo XXI</w:t>
+        <w:t>IncluShop</w:t>
       </w:r>
     </w:p>
     <w:p>
@@ -5257,15 +5187,7 @@
     </w:p>
     <w:p>
       <w:r>
-        <w:t xml:space="preserve">En este diagrama de secuencia se encuentra el proceso de asignación de mesa realizado por el/la recepcionista, el cuál comienza con el inicio de sesión de este usuario, luego que se validen las credenciales en la base de datos el/la recepcionista puede ingresar a la página y procede a consultar mesas con la base de datos, si hay </w:t>
-      </w:r>
-      <w:proofErr w:type="gramStart"/>
-      <w:r>
-        <w:t>mesas disponible</w:t>
-      </w:r>
-      <w:proofErr w:type="gramEnd"/>
-      <w:r>
-        <w:t xml:space="preserve"> puede asignar una mesa a un cliente en el caso de que no se encuentre una mesa disponible, el cliente no podrá realizar una reserva.</w:t>
+        <w:t>En este diagrama de secuencia se encuentra el proceso de asignación de mesa realizado por el/la recepcionista, el cuál comienza con el inicio de sesión de este usuario, luego que se validen las credenciales en la base de datos el/la recepcionista puede ingresar a la página y procede a consultar mesas con la base de datos, si hay mesas disponible puede asignar una mesa a un cliente en el caso de que no se encuentre una mesa disponible, el cliente no podrá realizar una reserva.</w:t>
       </w:r>
     </w:p>
     <w:p/>
@@ -5739,23 +5661,7 @@
     </w:p>
     <w:p>
       <w:r>
-        <w:t xml:space="preserve">En este diagrama podemos observar los paquetes del proyecto donde encontramos la vista con programación de </w:t>
-      </w:r>
-      <w:proofErr w:type="spellStart"/>
-      <w:r>
-        <w:t>TypeScript</w:t>
-      </w:r>
-      <w:proofErr w:type="spellEnd"/>
-      <w:r>
-        <w:t xml:space="preserve"> y CSS. El paquete controlador donde se encuentra el login, registro, reserva, entre otros. Y por </w:t>
-      </w:r>
-      <w:proofErr w:type="gramStart"/>
-      <w:r>
-        <w:t>ultimo</w:t>
-      </w:r>
-      <w:proofErr w:type="gramEnd"/>
-      <w:r>
-        <w:t xml:space="preserve"> lo que es Modelo donde encontramos la Base de Datos con My SQL.</w:t>
+        <w:t>En este diagrama podemos observar los paquetes del proyecto donde encontramos la vista con programación de TypeScript y CSS. El paquete controlador donde se encuentra el login, registro, reserva, entre otros. Y por ultimo lo que es Modelo donde encontramos la Base de Datos con My SQL.</w:t>
       </w:r>
     </w:p>
     <w:p>
@@ -5900,7 +5806,7 @@
 </file>
 
 <file path=word/endnotes.xml><?xml version="1.0" encoding="utf-8"?>
-<w:endnotes xmlns:wpc="http://schemas.microsoft.com/office/word/2010/wordprocessingCanvas" xmlns:cx="http://schemas.microsoft.com/office/drawing/2014/chartex" xmlns:cx1="http://schemas.microsoft.com/office/drawing/2015/9/8/chartex" xmlns:cx2="http://schemas.microsoft.com/office/drawing/2015/10/21/chartex" xmlns:cx3="http://schemas.microsoft.com/office/drawing/2016/5/9/chartex" xmlns:cx4="http://schemas.microsoft.com/office/drawing/2016/5/10/chartex" xmlns:cx5="http://schemas.microsoft.com/office/drawing/2016/5/11/chartex" xmlns:cx6="http://schemas.microsoft.com/office/drawing/2016/5/12/chartex" xmlns:cx7="http://schemas.microsoft.com/office/drawing/2016/5/13/chartex" xmlns:cx8="http://schemas.microsoft.com/office/drawing/2016/5/14/chartex" xmlns:mc="http://schemas.openxmlformats.org/markup-compatibility/2006" xmlns:aink="http://schemas.microsoft.com/office/drawing/2016/ink" xmlns:am3d="http://schemas.microsoft.com/office/drawing/2017/model3d" xmlns:o="urn:schemas-microsoft-com:office:office" xmlns:oel="http://schemas.microsoft.com/office/2019/extlst" xmlns:r="http://schemas.openxmlformats.org/officeDocument/2006/relationships" xmlns:m="http://schemas.openxmlformats.org/officeDocument/2006/math" xmlns:v="urn:schemas-microsoft-com:vml" xmlns:wp14="http://schemas.microsoft.com/office/word/2010/wordprocessingDrawing" xmlns:wp="http://schemas.openxmlformats.org/drawingml/2006/wordprocessingDrawing" xmlns:w10="urn:schemas-microsoft-com:office:word" xmlns:w="http://schemas.openxmlformats.org/wordprocessingml/2006/main" xmlns:w14="http://schemas.microsoft.com/office/word/2010/wordml" xmlns:w15="http://schemas.microsoft.com/office/word/2012/wordml" xmlns:w16cex="http://schemas.microsoft.com/office/word/2018/wordml/cex" xmlns:w16cid="http://schemas.microsoft.com/office/word/2016/wordml/cid" xmlns:w16="http://schemas.microsoft.com/office/word/2018/wordml" xmlns:w16sdtdh="http://schemas.microsoft.com/office/word/2020/wordml/sdtdatahash" xmlns:w16se="http://schemas.microsoft.com/office/word/2015/wordml/symex" xmlns:wpg="http://schemas.microsoft.com/office/word/2010/wordprocessingGroup" xmlns:wpi="http://schemas.microsoft.com/office/word/2010/wordprocessingInk" xmlns:wne="http://schemas.microsoft.com/office/word/2006/wordml" xmlns:wps="http://schemas.microsoft.com/office/word/2010/wordprocessingShape" mc:Ignorable="w14 w15 w16se w16cid w16 w16cex w16sdtdh wp14">
+<w:endnotes xmlns:wpc="http://schemas.microsoft.com/office/word/2010/wordprocessingCanvas" xmlns:cx="http://schemas.microsoft.com/office/drawing/2014/chartex" xmlns:cx1="http://schemas.microsoft.com/office/drawing/2015/9/8/chartex" xmlns:cx2="http://schemas.microsoft.com/office/drawing/2015/10/21/chartex" xmlns:cx3="http://schemas.microsoft.com/office/drawing/2016/5/9/chartex" xmlns:cx4="http://schemas.microsoft.com/office/drawing/2016/5/10/chartex" xmlns:cx5="http://schemas.microsoft.com/office/drawing/2016/5/11/chartex" xmlns:cx6="http://schemas.microsoft.com/office/drawing/2016/5/12/chartex" xmlns:cx7="http://schemas.microsoft.com/office/drawing/2016/5/13/chartex" xmlns:cx8="http://schemas.microsoft.com/office/drawing/2016/5/14/chartex" xmlns:mc="http://schemas.openxmlformats.org/markup-compatibility/2006" xmlns:aink="http://schemas.microsoft.com/office/drawing/2016/ink" xmlns:am3d="http://schemas.microsoft.com/office/drawing/2017/model3d" xmlns:o="urn:schemas-microsoft-com:office:office" xmlns:r="http://schemas.openxmlformats.org/officeDocument/2006/relationships" xmlns:m="http://schemas.openxmlformats.org/officeDocument/2006/math" xmlns:v="urn:schemas-microsoft-com:vml" xmlns:wp14="http://schemas.microsoft.com/office/word/2010/wordprocessingDrawing" xmlns:wp="http://schemas.openxmlformats.org/drawingml/2006/wordprocessingDrawing" xmlns:w10="urn:schemas-microsoft-com:office:word" xmlns:w="http://schemas.openxmlformats.org/wordprocessingml/2006/main" xmlns:w14="http://schemas.microsoft.com/office/word/2010/wordml" xmlns:w15="http://schemas.microsoft.com/office/word/2012/wordml" xmlns:w16cex="http://schemas.microsoft.com/office/word/2018/wordml/cex" xmlns:w16cid="http://schemas.microsoft.com/office/word/2016/wordml/cid" xmlns:w16="http://schemas.microsoft.com/office/word/2018/wordml" xmlns:w16sdtdh="http://schemas.microsoft.com/office/word/2020/wordml/sdtdatahash" xmlns:w16se="http://schemas.microsoft.com/office/word/2015/wordml/symex" xmlns:wpg="http://schemas.microsoft.com/office/word/2010/wordprocessingGroup" xmlns:wpi="http://schemas.microsoft.com/office/word/2010/wordprocessingInk" xmlns:wne="http://schemas.microsoft.com/office/word/2006/wordml" xmlns:wps="http://schemas.microsoft.com/office/word/2010/wordprocessingShape" mc:Ignorable="w14 w15 w16se w16cid w16 w16cex w16sdtdh wp14">
   <w:endnote w:type="separator" w:id="-1">
     <w:p>
       <w:pPr>
@@ -5925,7 +5831,7 @@
 </file>
 
 <file path=word/footer1.xml><?xml version="1.0" encoding="utf-8"?>
-<w:ftr xmlns:wpc="http://schemas.microsoft.com/office/word/2010/wordprocessingCanvas" xmlns:cx="http://schemas.microsoft.com/office/drawing/2014/chartex" xmlns:cx1="http://schemas.microsoft.com/office/drawing/2015/9/8/chartex" xmlns:cx2="http://schemas.microsoft.com/office/drawing/2015/10/21/chartex" xmlns:cx3="http://schemas.microsoft.com/office/drawing/2016/5/9/chartex" xmlns:cx4="http://schemas.microsoft.com/office/drawing/2016/5/10/chartex" xmlns:cx5="http://schemas.microsoft.com/office/drawing/2016/5/11/chartex" xmlns:cx6="http://schemas.microsoft.com/office/drawing/2016/5/12/chartex" xmlns:cx7="http://schemas.microsoft.com/office/drawing/2016/5/13/chartex" xmlns:cx8="http://schemas.microsoft.com/office/drawing/2016/5/14/chartex" xmlns:mc="http://schemas.openxmlformats.org/markup-compatibility/2006" xmlns:aink="http://schemas.microsoft.com/office/drawing/2016/ink" xmlns:am3d="http://schemas.microsoft.com/office/drawing/2017/model3d" xmlns:o="urn:schemas-microsoft-com:office:office" xmlns:oel="http://schemas.microsoft.com/office/2019/extlst" xmlns:r="http://schemas.openxmlformats.org/officeDocument/2006/relationships" xmlns:m="http://schemas.openxmlformats.org/officeDocument/2006/math" xmlns:v="urn:schemas-microsoft-com:vml" xmlns:wp14="http://schemas.microsoft.com/office/word/2010/wordprocessingDrawing" xmlns:wp="http://schemas.openxmlformats.org/drawingml/2006/wordprocessingDrawing" xmlns:w10="urn:schemas-microsoft-com:office:word" xmlns:w="http://schemas.openxmlformats.org/wordprocessingml/2006/main" xmlns:w14="http://schemas.microsoft.com/office/word/2010/wordml" xmlns:w15="http://schemas.microsoft.com/office/word/2012/wordml" xmlns:w16cex="http://schemas.microsoft.com/office/word/2018/wordml/cex" xmlns:w16cid="http://schemas.microsoft.com/office/word/2016/wordml/cid" xmlns:w16="http://schemas.microsoft.com/office/word/2018/wordml" xmlns:w16sdtdh="http://schemas.microsoft.com/office/word/2020/wordml/sdtdatahash" xmlns:w16se="http://schemas.microsoft.com/office/word/2015/wordml/symex" xmlns:wpg="http://schemas.microsoft.com/office/word/2010/wordprocessingGroup" xmlns:wpi="http://schemas.microsoft.com/office/word/2010/wordprocessingInk" xmlns:wne="http://schemas.microsoft.com/office/word/2006/wordml" xmlns:wps="http://schemas.microsoft.com/office/word/2010/wordprocessingShape" mc:Ignorable="w14 w15 w16se w16cid w16 w16cex w16sdtdh wp14">
+<w:ftr xmlns:wpc="http://schemas.microsoft.com/office/word/2010/wordprocessingCanvas" xmlns:cx="http://schemas.microsoft.com/office/drawing/2014/chartex" xmlns:cx1="http://schemas.microsoft.com/office/drawing/2015/9/8/chartex" xmlns:cx2="http://schemas.microsoft.com/office/drawing/2015/10/21/chartex" xmlns:cx3="http://schemas.microsoft.com/office/drawing/2016/5/9/chartex" xmlns:cx4="http://schemas.microsoft.com/office/drawing/2016/5/10/chartex" xmlns:cx5="http://schemas.microsoft.com/office/drawing/2016/5/11/chartex" xmlns:cx6="http://schemas.microsoft.com/office/drawing/2016/5/12/chartex" xmlns:cx7="http://schemas.microsoft.com/office/drawing/2016/5/13/chartex" xmlns:cx8="http://schemas.microsoft.com/office/drawing/2016/5/14/chartex" xmlns:mc="http://schemas.openxmlformats.org/markup-compatibility/2006" xmlns:aink="http://schemas.microsoft.com/office/drawing/2016/ink" xmlns:am3d="http://schemas.microsoft.com/office/drawing/2017/model3d" xmlns:o="urn:schemas-microsoft-com:office:office" xmlns:r="http://schemas.openxmlformats.org/officeDocument/2006/relationships" xmlns:m="http://schemas.openxmlformats.org/officeDocument/2006/math" xmlns:v="urn:schemas-microsoft-com:vml" xmlns:wp14="http://schemas.microsoft.com/office/word/2010/wordprocessingDrawing" xmlns:wp="http://schemas.openxmlformats.org/drawingml/2006/wordprocessingDrawing" xmlns:w10="urn:schemas-microsoft-com:office:word" xmlns:w="http://schemas.openxmlformats.org/wordprocessingml/2006/main" xmlns:w14="http://schemas.microsoft.com/office/word/2010/wordml" xmlns:w15="http://schemas.microsoft.com/office/word/2012/wordml" xmlns:w16cex="http://schemas.microsoft.com/office/word/2018/wordml/cex" xmlns:w16cid="http://schemas.microsoft.com/office/word/2016/wordml/cid" xmlns:w16="http://schemas.microsoft.com/office/word/2018/wordml" xmlns:w16sdtdh="http://schemas.microsoft.com/office/word/2020/wordml/sdtdatahash" xmlns:w16se="http://schemas.microsoft.com/office/word/2015/wordml/symex" xmlns:wpg="http://schemas.microsoft.com/office/word/2010/wordprocessingGroup" xmlns:wpi="http://schemas.microsoft.com/office/word/2010/wordprocessingInk" xmlns:wne="http://schemas.microsoft.com/office/word/2006/wordml" xmlns:wps="http://schemas.microsoft.com/office/word/2010/wordprocessingShape" mc:Ignorable="w14 w15 w16se w16cid w16 w16cex w16sdtdh wp14">
   <w:p>
     <w:pPr>
       <w:pStyle w:val="Piedepgina"/>
@@ -5935,7 +5841,7 @@
 </file>
 
 <file path=word/footer2.xml><?xml version="1.0" encoding="utf-8"?>
-<w:ftr xmlns:wpc="http://schemas.microsoft.com/office/word/2010/wordprocessingCanvas" xmlns:cx="http://schemas.microsoft.com/office/drawing/2014/chartex" xmlns:cx1="http://schemas.microsoft.com/office/drawing/2015/9/8/chartex" xmlns:cx2="http://schemas.microsoft.com/office/drawing/2015/10/21/chartex" xmlns:cx3="http://schemas.microsoft.com/office/drawing/2016/5/9/chartex" xmlns:cx4="http://schemas.microsoft.com/office/drawing/2016/5/10/chartex" xmlns:cx5="http://schemas.microsoft.com/office/drawing/2016/5/11/chartex" xmlns:cx6="http://schemas.microsoft.com/office/drawing/2016/5/12/chartex" xmlns:cx7="http://schemas.microsoft.com/office/drawing/2016/5/13/chartex" xmlns:cx8="http://schemas.microsoft.com/office/drawing/2016/5/14/chartex" xmlns:mc="http://schemas.openxmlformats.org/markup-compatibility/2006" xmlns:aink="http://schemas.microsoft.com/office/drawing/2016/ink" xmlns:am3d="http://schemas.microsoft.com/office/drawing/2017/model3d" xmlns:o="urn:schemas-microsoft-com:office:office" xmlns:oel="http://schemas.microsoft.com/office/2019/extlst" xmlns:r="http://schemas.openxmlformats.org/officeDocument/2006/relationships" xmlns:m="http://schemas.openxmlformats.org/officeDocument/2006/math" xmlns:v="urn:schemas-microsoft-com:vml" xmlns:wp14="http://schemas.microsoft.com/office/word/2010/wordprocessingDrawing" xmlns:wp="http://schemas.openxmlformats.org/drawingml/2006/wordprocessingDrawing" xmlns:w10="urn:schemas-microsoft-com:office:word" xmlns:w="http://schemas.openxmlformats.org/wordprocessingml/2006/main" xmlns:w14="http://schemas.microsoft.com/office/word/2010/wordml" xmlns:w15="http://schemas.microsoft.com/office/word/2012/wordml" xmlns:w16cex="http://schemas.microsoft.com/office/word/2018/wordml/cex" xmlns:w16cid="http://schemas.microsoft.com/office/word/2016/wordml/cid" xmlns:w16="http://schemas.microsoft.com/office/word/2018/wordml" xmlns:w16sdtdh="http://schemas.microsoft.com/office/word/2020/wordml/sdtdatahash" xmlns:w16se="http://schemas.microsoft.com/office/word/2015/wordml/symex" xmlns:wpg="http://schemas.microsoft.com/office/word/2010/wordprocessingGroup" xmlns:wpi="http://schemas.microsoft.com/office/word/2010/wordprocessingInk" xmlns:wne="http://schemas.microsoft.com/office/word/2006/wordml" xmlns:wps="http://schemas.microsoft.com/office/word/2010/wordprocessingShape" mc:Ignorable="w14 w15 w16se w16cid w16 w16cex w16sdtdh wp14">
+<w:ftr xmlns:wpc="http://schemas.microsoft.com/office/word/2010/wordprocessingCanvas" xmlns:cx="http://schemas.microsoft.com/office/drawing/2014/chartex" xmlns:cx1="http://schemas.microsoft.com/office/drawing/2015/9/8/chartex" xmlns:cx2="http://schemas.microsoft.com/office/drawing/2015/10/21/chartex" xmlns:cx3="http://schemas.microsoft.com/office/drawing/2016/5/9/chartex" xmlns:cx4="http://schemas.microsoft.com/office/drawing/2016/5/10/chartex" xmlns:cx5="http://schemas.microsoft.com/office/drawing/2016/5/11/chartex" xmlns:cx6="http://schemas.microsoft.com/office/drawing/2016/5/12/chartex" xmlns:cx7="http://schemas.microsoft.com/office/drawing/2016/5/13/chartex" xmlns:cx8="http://schemas.microsoft.com/office/drawing/2016/5/14/chartex" xmlns:mc="http://schemas.openxmlformats.org/markup-compatibility/2006" xmlns:aink="http://schemas.microsoft.com/office/drawing/2016/ink" xmlns:am3d="http://schemas.microsoft.com/office/drawing/2017/model3d" xmlns:o="urn:schemas-microsoft-com:office:office" xmlns:r="http://schemas.openxmlformats.org/officeDocument/2006/relationships" xmlns:m="http://schemas.openxmlformats.org/officeDocument/2006/math" xmlns:v="urn:schemas-microsoft-com:vml" xmlns:wp14="http://schemas.microsoft.com/office/word/2010/wordprocessingDrawing" xmlns:wp="http://schemas.openxmlformats.org/drawingml/2006/wordprocessingDrawing" xmlns:w10="urn:schemas-microsoft-com:office:word" xmlns:w="http://schemas.openxmlformats.org/wordprocessingml/2006/main" xmlns:w14="http://schemas.microsoft.com/office/word/2010/wordml" xmlns:w15="http://schemas.microsoft.com/office/word/2012/wordml" xmlns:w16cex="http://schemas.microsoft.com/office/word/2018/wordml/cex" xmlns:w16cid="http://schemas.microsoft.com/office/word/2016/wordml/cid" xmlns:w16="http://schemas.microsoft.com/office/word/2018/wordml" xmlns:w16sdtdh="http://schemas.microsoft.com/office/word/2020/wordml/sdtdatahash" xmlns:w16se="http://schemas.microsoft.com/office/word/2015/wordml/symex" xmlns:wpg="http://schemas.microsoft.com/office/word/2010/wordprocessingGroup" xmlns:wpi="http://schemas.microsoft.com/office/word/2010/wordprocessingInk" xmlns:wne="http://schemas.microsoft.com/office/word/2006/wordml" xmlns:wps="http://schemas.microsoft.com/office/word/2010/wordprocessingShape" mc:Ignorable="w14 w15 w16se w16cid w16 w16cex w16sdtdh wp14">
   <w:sdt>
     <w:sdtPr>
       <w:id w:val="-1453706456"/>
@@ -5981,7 +5887,7 @@
 </file>
 
 <file path=word/footer3.xml><?xml version="1.0" encoding="utf-8"?>
-<w:ftr xmlns:wpc="http://schemas.microsoft.com/office/word/2010/wordprocessingCanvas" xmlns:cx="http://schemas.microsoft.com/office/drawing/2014/chartex" xmlns:cx1="http://schemas.microsoft.com/office/drawing/2015/9/8/chartex" xmlns:cx2="http://schemas.microsoft.com/office/drawing/2015/10/21/chartex" xmlns:cx3="http://schemas.microsoft.com/office/drawing/2016/5/9/chartex" xmlns:cx4="http://schemas.microsoft.com/office/drawing/2016/5/10/chartex" xmlns:cx5="http://schemas.microsoft.com/office/drawing/2016/5/11/chartex" xmlns:cx6="http://schemas.microsoft.com/office/drawing/2016/5/12/chartex" xmlns:cx7="http://schemas.microsoft.com/office/drawing/2016/5/13/chartex" xmlns:cx8="http://schemas.microsoft.com/office/drawing/2016/5/14/chartex" xmlns:mc="http://schemas.openxmlformats.org/markup-compatibility/2006" xmlns:aink="http://schemas.microsoft.com/office/drawing/2016/ink" xmlns:am3d="http://schemas.microsoft.com/office/drawing/2017/model3d" xmlns:o="urn:schemas-microsoft-com:office:office" xmlns:oel="http://schemas.microsoft.com/office/2019/extlst" xmlns:r="http://schemas.openxmlformats.org/officeDocument/2006/relationships" xmlns:m="http://schemas.openxmlformats.org/officeDocument/2006/math" xmlns:v="urn:schemas-microsoft-com:vml" xmlns:wp14="http://schemas.microsoft.com/office/word/2010/wordprocessingDrawing" xmlns:wp="http://schemas.openxmlformats.org/drawingml/2006/wordprocessingDrawing" xmlns:w10="urn:schemas-microsoft-com:office:word" xmlns:w="http://schemas.openxmlformats.org/wordprocessingml/2006/main" xmlns:w14="http://schemas.microsoft.com/office/word/2010/wordml" xmlns:w15="http://schemas.microsoft.com/office/word/2012/wordml" xmlns:w16cex="http://schemas.microsoft.com/office/word/2018/wordml/cex" xmlns:w16cid="http://schemas.microsoft.com/office/word/2016/wordml/cid" xmlns:w16="http://schemas.microsoft.com/office/word/2018/wordml" xmlns:w16sdtdh="http://schemas.microsoft.com/office/word/2020/wordml/sdtdatahash" xmlns:w16se="http://schemas.microsoft.com/office/word/2015/wordml/symex" xmlns:wpg="http://schemas.microsoft.com/office/word/2010/wordprocessingGroup" xmlns:wpi="http://schemas.microsoft.com/office/word/2010/wordprocessingInk" xmlns:wne="http://schemas.microsoft.com/office/word/2006/wordml" xmlns:wps="http://schemas.microsoft.com/office/word/2010/wordprocessingShape" mc:Ignorable="w14 w15 w16se w16cid w16 w16cex w16sdtdh wp14">
+<w:ftr xmlns:wpc="http://schemas.microsoft.com/office/word/2010/wordprocessingCanvas" xmlns:cx="http://schemas.microsoft.com/office/drawing/2014/chartex" xmlns:cx1="http://schemas.microsoft.com/office/drawing/2015/9/8/chartex" xmlns:cx2="http://schemas.microsoft.com/office/drawing/2015/10/21/chartex" xmlns:cx3="http://schemas.microsoft.com/office/drawing/2016/5/9/chartex" xmlns:cx4="http://schemas.microsoft.com/office/drawing/2016/5/10/chartex" xmlns:cx5="http://schemas.microsoft.com/office/drawing/2016/5/11/chartex" xmlns:cx6="http://schemas.microsoft.com/office/drawing/2016/5/12/chartex" xmlns:cx7="http://schemas.microsoft.com/office/drawing/2016/5/13/chartex" xmlns:cx8="http://schemas.microsoft.com/office/drawing/2016/5/14/chartex" xmlns:mc="http://schemas.openxmlformats.org/markup-compatibility/2006" xmlns:aink="http://schemas.microsoft.com/office/drawing/2016/ink" xmlns:am3d="http://schemas.microsoft.com/office/drawing/2017/model3d" xmlns:o="urn:schemas-microsoft-com:office:office" xmlns:r="http://schemas.openxmlformats.org/officeDocument/2006/relationships" xmlns:m="http://schemas.openxmlformats.org/officeDocument/2006/math" xmlns:v="urn:schemas-microsoft-com:vml" xmlns:wp14="http://schemas.microsoft.com/office/word/2010/wordprocessingDrawing" xmlns:wp="http://schemas.openxmlformats.org/drawingml/2006/wordprocessingDrawing" xmlns:w10="urn:schemas-microsoft-com:office:word" xmlns:w="http://schemas.openxmlformats.org/wordprocessingml/2006/main" xmlns:w14="http://schemas.microsoft.com/office/word/2010/wordml" xmlns:w15="http://schemas.microsoft.com/office/word/2012/wordml" xmlns:w16cex="http://schemas.microsoft.com/office/word/2018/wordml/cex" xmlns:w16cid="http://schemas.microsoft.com/office/word/2016/wordml/cid" xmlns:w16="http://schemas.microsoft.com/office/word/2018/wordml" xmlns:w16sdtdh="http://schemas.microsoft.com/office/word/2020/wordml/sdtdatahash" xmlns:w16se="http://schemas.microsoft.com/office/word/2015/wordml/symex" xmlns:wpg="http://schemas.microsoft.com/office/word/2010/wordprocessingGroup" xmlns:wpi="http://schemas.microsoft.com/office/word/2010/wordprocessingInk" xmlns:wne="http://schemas.microsoft.com/office/word/2006/wordml" xmlns:wps="http://schemas.microsoft.com/office/word/2010/wordprocessingShape" mc:Ignorable="w14 w15 w16se w16cid w16 w16cex w16sdtdh wp14">
   <w:p>
     <w:pPr>
       <w:pStyle w:val="Piedepgina"/>
@@ -5991,7 +5897,7 @@
 </file>
 
 <file path=word/footnotes.xml><?xml version="1.0" encoding="utf-8"?>
-<w:footnotes xmlns:wpc="http://schemas.microsoft.com/office/word/2010/wordprocessingCanvas" xmlns:cx="http://schemas.microsoft.com/office/drawing/2014/chartex" xmlns:cx1="http://schemas.microsoft.com/office/drawing/2015/9/8/chartex" xmlns:cx2="http://schemas.microsoft.com/office/drawing/2015/10/21/chartex" xmlns:cx3="http://schemas.microsoft.com/office/drawing/2016/5/9/chartex" xmlns:cx4="http://schemas.microsoft.com/office/drawing/2016/5/10/chartex" xmlns:cx5="http://schemas.microsoft.com/office/drawing/2016/5/11/chartex" xmlns:cx6="http://schemas.microsoft.com/office/drawing/2016/5/12/chartex" xmlns:cx7="http://schemas.microsoft.com/office/drawing/2016/5/13/chartex" xmlns:cx8="http://schemas.microsoft.com/office/drawing/2016/5/14/chartex" xmlns:mc="http://schemas.openxmlformats.org/markup-compatibility/2006" xmlns:aink="http://schemas.microsoft.com/office/drawing/2016/ink" xmlns:am3d="http://schemas.microsoft.com/office/drawing/2017/model3d" xmlns:o="urn:schemas-microsoft-com:office:office" xmlns:oel="http://schemas.microsoft.com/office/2019/extlst" xmlns:r="http://schemas.openxmlformats.org/officeDocument/2006/relationships" xmlns:m="http://schemas.openxmlformats.org/officeDocument/2006/math" xmlns:v="urn:schemas-microsoft-com:vml" xmlns:wp14="http://schemas.microsoft.com/office/word/2010/wordprocessingDrawing" xmlns:wp="http://schemas.openxmlformats.org/drawingml/2006/wordprocessingDrawing" xmlns:w10="urn:schemas-microsoft-com:office:word" xmlns:w="http://schemas.openxmlformats.org/wordprocessingml/2006/main" xmlns:w14="http://schemas.microsoft.com/office/word/2010/wordml" xmlns:w15="http://schemas.microsoft.com/office/word/2012/wordml" xmlns:w16cex="http://schemas.microsoft.com/office/word/2018/wordml/cex" xmlns:w16cid="http://schemas.microsoft.com/office/word/2016/wordml/cid" xmlns:w16="http://schemas.microsoft.com/office/word/2018/wordml" xmlns:w16sdtdh="http://schemas.microsoft.com/office/word/2020/wordml/sdtdatahash" xmlns:w16se="http://schemas.microsoft.com/office/word/2015/wordml/symex" xmlns:wpg="http://schemas.microsoft.com/office/word/2010/wordprocessingGroup" xmlns:wpi="http://schemas.microsoft.com/office/word/2010/wordprocessingInk" xmlns:wne="http://schemas.microsoft.com/office/word/2006/wordml" xmlns:wps="http://schemas.microsoft.com/office/word/2010/wordprocessingShape" mc:Ignorable="w14 w15 w16se w16cid w16 w16cex w16sdtdh wp14">
+<w:footnotes xmlns:wpc="http://schemas.microsoft.com/office/word/2010/wordprocessingCanvas" xmlns:cx="http://schemas.microsoft.com/office/drawing/2014/chartex" xmlns:cx1="http://schemas.microsoft.com/office/drawing/2015/9/8/chartex" xmlns:cx2="http://schemas.microsoft.com/office/drawing/2015/10/21/chartex" xmlns:cx3="http://schemas.microsoft.com/office/drawing/2016/5/9/chartex" xmlns:cx4="http://schemas.microsoft.com/office/drawing/2016/5/10/chartex" xmlns:cx5="http://schemas.microsoft.com/office/drawing/2016/5/11/chartex" xmlns:cx6="http://schemas.microsoft.com/office/drawing/2016/5/12/chartex" xmlns:cx7="http://schemas.microsoft.com/office/drawing/2016/5/13/chartex" xmlns:cx8="http://schemas.microsoft.com/office/drawing/2016/5/14/chartex" xmlns:mc="http://schemas.openxmlformats.org/markup-compatibility/2006" xmlns:aink="http://schemas.microsoft.com/office/drawing/2016/ink" xmlns:am3d="http://schemas.microsoft.com/office/drawing/2017/model3d" xmlns:o="urn:schemas-microsoft-com:office:office" xmlns:r="http://schemas.openxmlformats.org/officeDocument/2006/relationships" xmlns:m="http://schemas.openxmlformats.org/officeDocument/2006/math" xmlns:v="urn:schemas-microsoft-com:vml" xmlns:wp14="http://schemas.microsoft.com/office/word/2010/wordprocessingDrawing" xmlns:wp="http://schemas.openxmlformats.org/drawingml/2006/wordprocessingDrawing" xmlns:w10="urn:schemas-microsoft-com:office:word" xmlns:w="http://schemas.openxmlformats.org/wordprocessingml/2006/main" xmlns:w14="http://schemas.microsoft.com/office/word/2010/wordml" xmlns:w15="http://schemas.microsoft.com/office/word/2012/wordml" xmlns:w16cex="http://schemas.microsoft.com/office/word/2018/wordml/cex" xmlns:w16cid="http://schemas.microsoft.com/office/word/2016/wordml/cid" xmlns:w16="http://schemas.microsoft.com/office/word/2018/wordml" xmlns:w16sdtdh="http://schemas.microsoft.com/office/word/2020/wordml/sdtdatahash" xmlns:w16se="http://schemas.microsoft.com/office/word/2015/wordml/symex" xmlns:wpg="http://schemas.microsoft.com/office/word/2010/wordprocessingGroup" xmlns:wpi="http://schemas.microsoft.com/office/word/2010/wordprocessingInk" xmlns:wne="http://schemas.microsoft.com/office/word/2006/wordml" xmlns:wps="http://schemas.microsoft.com/office/word/2010/wordprocessingShape" mc:Ignorable="w14 w15 w16se w16cid w16 w16cex w16sdtdh wp14">
   <w:footnote w:type="separator" w:id="-1">
     <w:p>
       <w:pPr>
@@ -6016,7 +5922,7 @@
 </file>
 
 <file path=word/header1.xml><?xml version="1.0" encoding="utf-8"?>
-<w:hdr xmlns:wpc="http://schemas.microsoft.com/office/word/2010/wordprocessingCanvas" xmlns:cx="http://schemas.microsoft.com/office/drawing/2014/chartex" xmlns:cx1="http://schemas.microsoft.com/office/drawing/2015/9/8/chartex" xmlns:cx2="http://schemas.microsoft.com/office/drawing/2015/10/21/chartex" xmlns:cx3="http://schemas.microsoft.com/office/drawing/2016/5/9/chartex" xmlns:cx4="http://schemas.microsoft.com/office/drawing/2016/5/10/chartex" xmlns:cx5="http://schemas.microsoft.com/office/drawing/2016/5/11/chartex" xmlns:cx6="http://schemas.microsoft.com/office/drawing/2016/5/12/chartex" xmlns:cx7="http://schemas.microsoft.com/office/drawing/2016/5/13/chartex" xmlns:cx8="http://schemas.microsoft.com/office/drawing/2016/5/14/chartex" xmlns:mc="http://schemas.openxmlformats.org/markup-compatibility/2006" xmlns:aink="http://schemas.microsoft.com/office/drawing/2016/ink" xmlns:am3d="http://schemas.microsoft.com/office/drawing/2017/model3d" xmlns:o="urn:schemas-microsoft-com:office:office" xmlns:oel="http://schemas.microsoft.com/office/2019/extlst" xmlns:r="http://schemas.openxmlformats.org/officeDocument/2006/relationships" xmlns:m="http://schemas.openxmlformats.org/officeDocument/2006/math" xmlns:v="urn:schemas-microsoft-com:vml" xmlns:wp14="http://schemas.microsoft.com/office/word/2010/wordprocessingDrawing" xmlns:wp="http://schemas.openxmlformats.org/drawingml/2006/wordprocessingDrawing" xmlns:w10="urn:schemas-microsoft-com:office:word" xmlns:w="http://schemas.openxmlformats.org/wordprocessingml/2006/main" xmlns:w14="http://schemas.microsoft.com/office/word/2010/wordml" xmlns:w15="http://schemas.microsoft.com/office/word/2012/wordml" xmlns:w16cex="http://schemas.microsoft.com/office/word/2018/wordml/cex" xmlns:w16cid="http://schemas.microsoft.com/office/word/2016/wordml/cid" xmlns:w16="http://schemas.microsoft.com/office/word/2018/wordml" xmlns:w16sdtdh="http://schemas.microsoft.com/office/word/2020/wordml/sdtdatahash" xmlns:w16se="http://schemas.microsoft.com/office/word/2015/wordml/symex" xmlns:wpg="http://schemas.microsoft.com/office/word/2010/wordprocessingGroup" xmlns:wpi="http://schemas.microsoft.com/office/word/2010/wordprocessingInk" xmlns:wne="http://schemas.microsoft.com/office/word/2006/wordml" xmlns:wps="http://schemas.microsoft.com/office/word/2010/wordprocessingShape" mc:Ignorable="w14 w15 w16se w16cid w16 w16cex w16sdtdh wp14">
+<w:hdr xmlns:wpc="http://schemas.microsoft.com/office/word/2010/wordprocessingCanvas" xmlns:cx="http://schemas.microsoft.com/office/drawing/2014/chartex" xmlns:cx1="http://schemas.microsoft.com/office/drawing/2015/9/8/chartex" xmlns:cx2="http://schemas.microsoft.com/office/drawing/2015/10/21/chartex" xmlns:cx3="http://schemas.microsoft.com/office/drawing/2016/5/9/chartex" xmlns:cx4="http://schemas.microsoft.com/office/drawing/2016/5/10/chartex" xmlns:cx5="http://schemas.microsoft.com/office/drawing/2016/5/11/chartex" xmlns:cx6="http://schemas.microsoft.com/office/drawing/2016/5/12/chartex" xmlns:cx7="http://schemas.microsoft.com/office/drawing/2016/5/13/chartex" xmlns:cx8="http://schemas.microsoft.com/office/drawing/2016/5/14/chartex" xmlns:mc="http://schemas.openxmlformats.org/markup-compatibility/2006" xmlns:aink="http://schemas.microsoft.com/office/drawing/2016/ink" xmlns:am3d="http://schemas.microsoft.com/office/drawing/2017/model3d" xmlns:o="urn:schemas-microsoft-com:office:office" xmlns:r="http://schemas.openxmlformats.org/officeDocument/2006/relationships" xmlns:m="http://schemas.openxmlformats.org/officeDocument/2006/math" xmlns:v="urn:schemas-microsoft-com:vml" xmlns:wp14="http://schemas.microsoft.com/office/word/2010/wordprocessingDrawing" xmlns:wp="http://schemas.openxmlformats.org/drawingml/2006/wordprocessingDrawing" xmlns:w10="urn:schemas-microsoft-com:office:word" xmlns:w="http://schemas.openxmlformats.org/wordprocessingml/2006/main" xmlns:w14="http://schemas.microsoft.com/office/word/2010/wordml" xmlns:w15="http://schemas.microsoft.com/office/word/2012/wordml" xmlns:w16cex="http://schemas.microsoft.com/office/word/2018/wordml/cex" xmlns:w16cid="http://schemas.microsoft.com/office/word/2016/wordml/cid" xmlns:w16="http://schemas.microsoft.com/office/word/2018/wordml" xmlns:w16sdtdh="http://schemas.microsoft.com/office/word/2020/wordml/sdtdatahash" xmlns:w16se="http://schemas.microsoft.com/office/word/2015/wordml/symex" xmlns:wpg="http://schemas.microsoft.com/office/word/2010/wordprocessingGroup" xmlns:wpi="http://schemas.microsoft.com/office/word/2010/wordprocessingInk" xmlns:wne="http://schemas.microsoft.com/office/word/2006/wordml" xmlns:wps="http://schemas.microsoft.com/office/word/2010/wordprocessingShape" mc:Ignorable="w14 w15 w16se w16cid w16 w16cex w16sdtdh wp14">
   <w:p>
     <w:pPr>
       <w:pStyle w:val="Encabezado"/>
@@ -6026,7 +5932,7 @@
 </file>
 
 <file path=word/header2.xml><?xml version="1.0" encoding="utf-8"?>
-<w:hdr xmlns:wpc="http://schemas.microsoft.com/office/word/2010/wordprocessingCanvas" xmlns:cx="http://schemas.microsoft.com/office/drawing/2014/chartex" xmlns:cx1="http://schemas.microsoft.com/office/drawing/2015/9/8/chartex" xmlns:cx2="http://schemas.microsoft.com/office/drawing/2015/10/21/chartex" xmlns:cx3="http://schemas.microsoft.com/office/drawing/2016/5/9/chartex" xmlns:cx4="http://schemas.microsoft.com/office/drawing/2016/5/10/chartex" xmlns:cx5="http://schemas.microsoft.com/office/drawing/2016/5/11/chartex" xmlns:cx6="http://schemas.microsoft.com/office/drawing/2016/5/12/chartex" xmlns:cx7="http://schemas.microsoft.com/office/drawing/2016/5/13/chartex" xmlns:cx8="http://schemas.microsoft.com/office/drawing/2016/5/14/chartex" xmlns:mc="http://schemas.openxmlformats.org/markup-compatibility/2006" xmlns:aink="http://schemas.microsoft.com/office/drawing/2016/ink" xmlns:am3d="http://schemas.microsoft.com/office/drawing/2017/model3d" xmlns:o="urn:schemas-microsoft-com:office:office" xmlns:oel="http://schemas.microsoft.com/office/2019/extlst" xmlns:r="http://schemas.openxmlformats.org/officeDocument/2006/relationships" xmlns:m="http://schemas.openxmlformats.org/officeDocument/2006/math" xmlns:v="urn:schemas-microsoft-com:vml" xmlns:wp14="http://schemas.microsoft.com/office/word/2010/wordprocessingDrawing" xmlns:wp="http://schemas.openxmlformats.org/drawingml/2006/wordprocessingDrawing" xmlns:w10="urn:schemas-microsoft-com:office:word" xmlns:w="http://schemas.openxmlformats.org/wordprocessingml/2006/main" xmlns:w14="http://schemas.microsoft.com/office/word/2010/wordml" xmlns:w15="http://schemas.microsoft.com/office/word/2012/wordml" xmlns:w16cex="http://schemas.microsoft.com/office/word/2018/wordml/cex" xmlns:w16cid="http://schemas.microsoft.com/office/word/2016/wordml/cid" xmlns:w16="http://schemas.microsoft.com/office/word/2018/wordml" xmlns:w16sdtdh="http://schemas.microsoft.com/office/word/2020/wordml/sdtdatahash" xmlns:w16se="http://schemas.microsoft.com/office/word/2015/wordml/symex" xmlns:wpg="http://schemas.microsoft.com/office/word/2010/wordprocessingGroup" xmlns:wpi="http://schemas.microsoft.com/office/word/2010/wordprocessingInk" xmlns:wne="http://schemas.microsoft.com/office/word/2006/wordml" xmlns:wps="http://schemas.microsoft.com/office/word/2010/wordprocessingShape" mc:Ignorable="w14 w15 w16se w16cid w16 w16cex w16sdtdh wp14">
+<w:hdr xmlns:wpc="http://schemas.microsoft.com/office/word/2010/wordprocessingCanvas" xmlns:cx="http://schemas.microsoft.com/office/drawing/2014/chartex" xmlns:cx1="http://schemas.microsoft.com/office/drawing/2015/9/8/chartex" xmlns:cx2="http://schemas.microsoft.com/office/drawing/2015/10/21/chartex" xmlns:cx3="http://schemas.microsoft.com/office/drawing/2016/5/9/chartex" xmlns:cx4="http://schemas.microsoft.com/office/drawing/2016/5/10/chartex" xmlns:cx5="http://schemas.microsoft.com/office/drawing/2016/5/11/chartex" xmlns:cx6="http://schemas.microsoft.com/office/drawing/2016/5/12/chartex" xmlns:cx7="http://schemas.microsoft.com/office/drawing/2016/5/13/chartex" xmlns:cx8="http://schemas.microsoft.com/office/drawing/2016/5/14/chartex" xmlns:mc="http://schemas.openxmlformats.org/markup-compatibility/2006" xmlns:aink="http://schemas.microsoft.com/office/drawing/2016/ink" xmlns:am3d="http://schemas.microsoft.com/office/drawing/2017/model3d" xmlns:o="urn:schemas-microsoft-com:office:office" xmlns:r="http://schemas.openxmlformats.org/officeDocument/2006/relationships" xmlns:m="http://schemas.openxmlformats.org/officeDocument/2006/math" xmlns:v="urn:schemas-microsoft-com:vml" xmlns:wp14="http://schemas.microsoft.com/office/word/2010/wordprocessingDrawing" xmlns:wp="http://schemas.openxmlformats.org/drawingml/2006/wordprocessingDrawing" xmlns:w10="urn:schemas-microsoft-com:office:word" xmlns:w="http://schemas.openxmlformats.org/wordprocessingml/2006/main" xmlns:w14="http://schemas.microsoft.com/office/word/2010/wordml" xmlns:w15="http://schemas.microsoft.com/office/word/2012/wordml" xmlns:w16cex="http://schemas.microsoft.com/office/word/2018/wordml/cex" xmlns:w16cid="http://schemas.microsoft.com/office/word/2016/wordml/cid" xmlns:w16="http://schemas.microsoft.com/office/word/2018/wordml" xmlns:w16sdtdh="http://schemas.microsoft.com/office/word/2020/wordml/sdtdatahash" xmlns:w16se="http://schemas.microsoft.com/office/word/2015/wordml/symex" xmlns:wpg="http://schemas.microsoft.com/office/word/2010/wordprocessingGroup" xmlns:wpi="http://schemas.microsoft.com/office/word/2010/wordprocessingInk" xmlns:wne="http://schemas.microsoft.com/office/word/2006/wordml" xmlns:wps="http://schemas.microsoft.com/office/word/2010/wordprocessingShape" mc:Ignorable="w14 w15 w16se w16cid w16 w16cex w16sdtdh wp14">
   <w:p>
     <w:pPr>
       <w:pStyle w:val="Encabezado"/>
@@ -6090,7 +5996,7 @@
 </file>
 
 <file path=word/header3.xml><?xml version="1.0" encoding="utf-8"?>
-<w:hdr xmlns:wpc="http://schemas.microsoft.com/office/word/2010/wordprocessingCanvas" xmlns:cx="http://schemas.microsoft.com/office/drawing/2014/chartex" xmlns:cx1="http://schemas.microsoft.com/office/drawing/2015/9/8/chartex" xmlns:cx2="http://schemas.microsoft.com/office/drawing/2015/10/21/chartex" xmlns:cx3="http://schemas.microsoft.com/office/drawing/2016/5/9/chartex" xmlns:cx4="http://schemas.microsoft.com/office/drawing/2016/5/10/chartex" xmlns:cx5="http://schemas.microsoft.com/office/drawing/2016/5/11/chartex" xmlns:cx6="http://schemas.microsoft.com/office/drawing/2016/5/12/chartex" xmlns:cx7="http://schemas.microsoft.com/office/drawing/2016/5/13/chartex" xmlns:cx8="http://schemas.microsoft.com/office/drawing/2016/5/14/chartex" xmlns:mc="http://schemas.openxmlformats.org/markup-compatibility/2006" xmlns:aink="http://schemas.microsoft.com/office/drawing/2016/ink" xmlns:am3d="http://schemas.microsoft.com/office/drawing/2017/model3d" xmlns:o="urn:schemas-microsoft-com:office:office" xmlns:oel="http://schemas.microsoft.com/office/2019/extlst" xmlns:r="http://schemas.openxmlformats.org/officeDocument/2006/relationships" xmlns:m="http://schemas.openxmlformats.org/officeDocument/2006/math" xmlns:v="urn:schemas-microsoft-com:vml" xmlns:wp14="http://schemas.microsoft.com/office/word/2010/wordprocessingDrawing" xmlns:wp="http://schemas.openxmlformats.org/drawingml/2006/wordprocessingDrawing" xmlns:w10="urn:schemas-microsoft-com:office:word" xmlns:w="http://schemas.openxmlformats.org/wordprocessingml/2006/main" xmlns:w14="http://schemas.microsoft.com/office/word/2010/wordml" xmlns:w15="http://schemas.microsoft.com/office/word/2012/wordml" xmlns:w16cex="http://schemas.microsoft.com/office/word/2018/wordml/cex" xmlns:w16cid="http://schemas.microsoft.com/office/word/2016/wordml/cid" xmlns:w16="http://schemas.microsoft.com/office/word/2018/wordml" xmlns:w16sdtdh="http://schemas.microsoft.com/office/word/2020/wordml/sdtdatahash" xmlns:w16se="http://schemas.microsoft.com/office/word/2015/wordml/symex" xmlns:wpg="http://schemas.microsoft.com/office/word/2010/wordprocessingGroup" xmlns:wpi="http://schemas.microsoft.com/office/word/2010/wordprocessingInk" xmlns:wne="http://schemas.microsoft.com/office/word/2006/wordml" xmlns:wps="http://schemas.microsoft.com/office/word/2010/wordprocessingShape" mc:Ignorable="w14 w15 w16se w16cid w16 w16cex w16sdtdh wp14">
+<w:hdr xmlns:wpc="http://schemas.microsoft.com/office/word/2010/wordprocessingCanvas" xmlns:cx="http://schemas.microsoft.com/office/drawing/2014/chartex" xmlns:cx1="http://schemas.microsoft.com/office/drawing/2015/9/8/chartex" xmlns:cx2="http://schemas.microsoft.com/office/drawing/2015/10/21/chartex" xmlns:cx3="http://schemas.microsoft.com/office/drawing/2016/5/9/chartex" xmlns:cx4="http://schemas.microsoft.com/office/drawing/2016/5/10/chartex" xmlns:cx5="http://schemas.microsoft.com/office/drawing/2016/5/11/chartex" xmlns:cx6="http://schemas.microsoft.com/office/drawing/2016/5/12/chartex" xmlns:cx7="http://schemas.microsoft.com/office/drawing/2016/5/13/chartex" xmlns:cx8="http://schemas.microsoft.com/office/drawing/2016/5/14/chartex" xmlns:mc="http://schemas.openxmlformats.org/markup-compatibility/2006" xmlns:aink="http://schemas.microsoft.com/office/drawing/2016/ink" xmlns:am3d="http://schemas.microsoft.com/office/drawing/2017/model3d" xmlns:o="urn:schemas-microsoft-com:office:office" xmlns:r="http://schemas.openxmlformats.org/officeDocument/2006/relationships" xmlns:m="http://schemas.openxmlformats.org/officeDocument/2006/math" xmlns:v="urn:schemas-microsoft-com:vml" xmlns:wp14="http://schemas.microsoft.com/office/word/2010/wordprocessingDrawing" xmlns:wp="http://schemas.openxmlformats.org/drawingml/2006/wordprocessingDrawing" xmlns:w10="urn:schemas-microsoft-com:office:word" xmlns:w="http://schemas.openxmlformats.org/wordprocessingml/2006/main" xmlns:w14="http://schemas.microsoft.com/office/word/2010/wordml" xmlns:w15="http://schemas.microsoft.com/office/word/2012/wordml" xmlns:w16cex="http://schemas.microsoft.com/office/word/2018/wordml/cex" xmlns:w16cid="http://schemas.microsoft.com/office/word/2016/wordml/cid" xmlns:w16="http://schemas.microsoft.com/office/word/2018/wordml" xmlns:w16sdtdh="http://schemas.microsoft.com/office/word/2020/wordml/sdtdatahash" xmlns:w16se="http://schemas.microsoft.com/office/word/2015/wordml/symex" xmlns:wpg="http://schemas.microsoft.com/office/word/2010/wordprocessingGroup" xmlns:wpi="http://schemas.microsoft.com/office/word/2010/wordprocessingInk" xmlns:wne="http://schemas.microsoft.com/office/word/2006/wordml" xmlns:wps="http://schemas.microsoft.com/office/word/2010/wordprocessingShape" mc:Ignorable="w14 w15 w16se w16cid w16 w16cex w16sdtdh wp14">
   <w:p>
     <w:pPr>
       <w:pStyle w:val="Encabezado"/>
@@ -7069,7 +6975,6 @@
 <ds:datastoreItem xmlns:ds="http://schemas.openxmlformats.org/officeDocument/2006/customXml" ds:itemID="{751B0CBC-64C1-4322-BE43-73C7E8EBCE90}">
   <ds:schemaRefs>
     <ds:schemaRef ds:uri="http://schemas.openxmlformats.org/officeDocument/2006/bibliography"/>
-    <ds:schemaRef ds:uri="http://www.w3.org/2000/xmlns/"/>
   </ds:schemaRefs>
 </ds:datastoreItem>
 </file>